--- a/public/downloads/gesprekskaarten/burgerschap/GK_BG_06_EN.docx
+++ b/public/downloads/gesprekskaarten/burgerschap/GK_BG_06_EN.docx
@@ -61,7 +61,7 @@
           <w:color w:val="5F5E5A"/>
           <w:sz w:val="16"/>
         </w:rPr>
-        <w:t>Complexity model: Kim Meijer, "Impossible and Inevitable" (Tilburg University)</w:t>
+        <w:t>Complexity model (working definition, Lectoraat Ethisch Werken)</w:t>
       </w:r>
     </w:p>
     <w:sectPr>

--- a/public/downloads/gesprekskaarten/burgerschap/GK_BG_06_EN.docx
+++ b/public/downloads/gesprekskaarten/burgerschap/GK_BG_06_EN.docx
@@ -61,7 +61,7 @@
           <w:color w:val="5F5E5A"/>
           <w:sz w:val="16"/>
         </w:rPr>
-        <w:t>Complexity model (working definition, Lectoraat Ethisch Werken)</w:t>
+        <w:t>Micro/meso/macro distinction: working definition Lectoraat Ethisch Werken, inspired by Meijer (2023).</w:t>
       </w:r>
     </w:p>
     <w:sectPr>
